--- a/files/myresume.docx
+++ b/files/myresume.docx
@@ -428,7 +428,19 @@
         <w:rPr>
           <w:rFonts w:ascii="Arial" w:eastAsia="Arial" w:hAnsi="Arial"/>
         </w:rPr>
-        <w:t xml:space="preserve">I am an entry level Web Developer with three </w:t>
+        <w:t>I am an entry level Web Developer with</w:t>
+      </w:r>
+      <w:r>
+        <w:rPr>
+          <w:rFonts w:ascii="Arial" w:eastAsia="Arial" w:hAnsi="Arial"/>
+        </w:rPr>
+        <w:t xml:space="preserve"> one year of coding experience and</w:t>
+      </w:r>
+      <w:r>
+        <w:rPr>
+          <w:rFonts w:ascii="Arial" w:eastAsia="Arial" w:hAnsi="Arial"/>
+        </w:rPr>
+        <w:t xml:space="preserve"> three </w:t>
       </w:r>
       <w:r>
         <w:rPr>
@@ -458,21 +470,25 @@
         <w:rPr>
           <w:rFonts w:ascii="Arial" w:eastAsia="Arial" w:hAnsi="Arial"/>
         </w:rPr>
-        <w:t xml:space="preserve">. During my time with these clinics, sales tripled with a 100% patient satisfaction; as I focused more on overall patient management and not just sales, giving </w:t>
-      </w:r>
-      <w:proofErr w:type="gramStart"/>
-      <w:r>
-        <w:rPr>
-          <w:rFonts w:ascii="Arial" w:eastAsia="Arial" w:hAnsi="Arial"/>
-        </w:rPr>
-        <w:t>patients</w:t>
-      </w:r>
-      <w:proofErr w:type="gramEnd"/>
-      <w:r>
-        <w:rPr>
-          <w:rFonts w:ascii="Arial" w:eastAsia="Arial" w:hAnsi="Arial"/>
-        </w:rPr>
-        <w:t xml:space="preserve"> value for their monies. </w:t>
+        <w:t>.</w:t>
+      </w:r>
+      <w:r>
+        <w:rPr>
+          <w:rFonts w:ascii="Arial" w:eastAsia="Arial" w:hAnsi="Arial"/>
+        </w:rPr>
+        <w:t xml:space="preserve"> During the course of learning how to code, I have built </w:t>
+      </w:r>
+      <w:r>
+        <w:rPr>
+          <w:rFonts w:ascii="Arial" w:eastAsia="Arial" w:hAnsi="Arial"/>
+        </w:rPr>
+        <w:t xml:space="preserve">more than </w:t>
+      </w:r>
+      <w:r>
+        <w:rPr>
+          <w:rFonts w:ascii="Arial" w:eastAsia="Arial" w:hAnsi="Arial"/>
+        </w:rPr>
+        <w:t>10 web applications.</w:t>
       </w:r>
     </w:p>
     <w:p>
@@ -782,7 +798,14 @@
         <w:rPr>
           <w:rFonts w:ascii="Arial" w:eastAsia="Arial" w:hAnsi="Arial"/>
         </w:rPr>
-        <w:t xml:space="preserve">Completed two (2) full stack web development courses on  </w:t>
+        <w:t xml:space="preserve">Completed two (2) full stack web development courses </w:t>
+      </w:r>
+      <w:proofErr w:type="gramStart"/>
+      <w:r>
+        <w:rPr>
+          <w:rFonts w:ascii="Arial" w:eastAsia="Arial" w:hAnsi="Arial"/>
+        </w:rPr>
+        <w:t xml:space="preserve">on  </w:t>
       </w:r>
       <w:proofErr w:type="spellStart"/>
       <w:r>
@@ -792,11 +815,18 @@
         <w:t>Udemy</w:t>
       </w:r>
       <w:proofErr w:type="spellEnd"/>
-      <w:r>
-        <w:rPr>
-          <w:rFonts w:ascii="Arial" w:eastAsia="Arial" w:hAnsi="Arial"/>
-        </w:rPr>
-        <w:t xml:space="preserve"> and the Web Development career pathway on </w:t>
+      <w:proofErr w:type="gramEnd"/>
+      <w:r>
+        <w:rPr>
+          <w:rFonts w:ascii="Arial" w:eastAsia="Arial" w:hAnsi="Arial"/>
+        </w:rPr>
+        <w:t xml:space="preserve"> and the Web Development c</w:t>
+      </w:r>
+      <w:r>
+        <w:rPr>
+          <w:rFonts w:ascii="Arial" w:eastAsia="Arial" w:hAnsi="Arial"/>
+        </w:rPr>
+        <w:t xml:space="preserve">areer pathway on </w:t>
       </w:r>
       <w:proofErr w:type="spellStart"/>
       <w:r>
@@ -810,7 +840,7 @@
         <w:rPr>
           <w:rFonts w:ascii="Arial" w:eastAsia="Arial" w:hAnsi="Arial"/>
         </w:rPr>
-        <w:t xml:space="preserve"> in 9 months</w:t>
+        <w:t>.</w:t>
       </w:r>
     </w:p>
     <w:p>
@@ -1475,6 +1505,7 @@
           <w:i/>
           <w:sz w:val="21"/>
         </w:rPr>
+        <w:lastRenderedPageBreak/>
         <w:t>HEPHZIBAH EYE CARE: Lagos, Nigeria</w:t>
       </w:r>
       <w:r>
@@ -2955,6 +2986,7 @@
   <w:style w:type="character" w:default="1" w:styleId="DefaultParagraphFont">
     <w:name w:val="Default Paragraph Font"/>
     <w:uiPriority w:val="1"/>
+    <w:semiHidden/>
     <w:unhideWhenUsed/>
   </w:style>
   <w:style w:type="table" w:default="1" w:styleId="TableNormal">
